--- a/runbook/02-TRANSFORMATION-RUNBOOK.docx
+++ b/runbook/02-TRANSFORMATION-RUNBOOK.docx
@@ -2,32 +2,6 @@
 <file path=word/document.xml><?xml version="1.0" encoding="utf-8"?>
 <w:document xmlns:w="http://schemas.openxmlformats.org/wordprocessingml/2006/main" xmlns:m="http://schemas.openxmlformats.org/officeDocument/2006/math" xmlns:r="http://schemas.openxmlformats.org/officeDocument/2006/relationships" xmlns:o="urn:schemas-microsoft-com:office:office" xmlns:v="urn:schemas-microsoft-com:vml" xmlns:w10="urn:schemas-microsoft-com:office:word" xmlns:a="http://schemas.openxmlformats.org/drawingml/2006/main" xmlns:pic="http://schemas.openxmlformats.org/drawingml/2006/picture" xmlns:wp="http://schemas.openxmlformats.org/drawingml/2006/wordprocessingDrawing">
   <w:body>
-    <w:sdt>
-      <w:sdtPr>
-        <w:docPartObj>
-          <w:docPartGallery w:val="Table of Contents"/>
-          <w:docPartUnique/>
-        </w:docPartObj>
-      </w:sdtPr>
-      <w:sdtContent>
-        <w:p>
-          <w:pPr>
-            <w:pStyle w:val="TOCHeading"/>
-          </w:pPr>
-          <w:r>
-            <w:t xml:space="preserve">Table of Contents</w:t>
-          </w:r>
-        </w:p>
-        <w:p>
-          <w:r>
-            <w:fldChar w:fldCharType="begin" w:dirty="true"/>
-            <w:instrText xml:space="preserve">TOC \o "1-2" \h \z \u</w:instrText>
-            <w:fldChar w:fldCharType="separate"/>
-            <w:fldChar w:fldCharType="end"/>
-          </w:r>
-        </w:p>
-      </w:sdtContent>
-    </w:sdt>
     <w:bookmarkStart w:id="22" w:name="Xb69d54ee4626114b7191565ef02b2757bcfda53"/>
     <w:p>
       <w:pPr>
@@ -811,19 +785,55 @@
         <w:rPr>
           <w:rStyle w:val="VerbatimChar"/>
         </w:rPr>
+        <w:t xml:space="preserve">baseline/v0.1-as-delivered-bytes</w:t>
+      </w:r>
+      <w:r>
+        <w:t xml:space="preserve"> </w:t>
+      </w:r>
+      <w:r>
+        <w:t xml:space="preserve">and record the commit SHA. Compute a SHA-256 manifest of every delivered file. Execution note (2026-10-08): a first tag,</w:t>
+      </w:r>
+      <w:r>
+        <w:t xml:space="preserve"> </w:t>
+      </w:r>
+      <w:r>
+        <w:rPr>
+          <w:rStyle w:val="VerbatimChar"/>
+        </w:rPr>
         <w:t xml:space="preserve">baseline/v0-as-delivered</w:t>
       </w:r>
       <w:r>
-        <w:t xml:space="preserve"> </w:t>
-      </w:r>
-      <w:r>
-        <w:t xml:space="preserve">and record the commit SHA. Compute a</w:t>
-      </w:r>
-      <w:r>
-        <w:t xml:space="preserve"> </w:t>
-      </w:r>
-      <w:r>
-        <w:t xml:space="preserve">SHA-256 manifest of every delivered file.</w:t>
+        <w:t xml:space="preserve">, was found to differ from the received bytes in 6 CSV files because of Windows CRLF conversion;</w:t>
+      </w:r>
+      <w:r>
+        <w:t xml:space="preserve"> </w:t>
+      </w:r>
+      <w:r>
+        <w:rPr>
+          <w:rStyle w:val="VerbatimChar"/>
+        </w:rPr>
+        <w:t xml:space="preserve">.gitattributes</w:t>
+      </w:r>
+      <w:r>
+        <w:t xml:space="preserve"> </w:t>
+      </w:r>
+      <w:r>
+        <w:t xml:space="preserve">was added and</w:t>
+      </w:r>
+      <w:r>
+        <w:t xml:space="preserve"> </w:t>
+      </w:r>
+      <w:r>
+        <w:rPr>
+          <w:rStyle w:val="VerbatimChar"/>
+        </w:rPr>
+        <w:t xml:space="preserve">baseline/v0.1-as-delivered-bytes</w:t>
+      </w:r>
+      <w:r>
+        <w:t xml:space="preserve"> </w:t>
+      </w:r>
+      <w:r>
+        <w:t xml:space="preserve">is the byte-exact reference used by every check below (decision-log D-003).</w:t>
       </w:r>
     </w:p>
     <w:p>
@@ -1052,7 +1062,7 @@
         <w:rPr>
           <w:rStyle w:val="VerbatimChar"/>
         </w:rPr>
-        <w:t xml:space="preserve">baseline/v0-as-delivered</w:t>
+        <w:t xml:space="preserve">baseline/v0.1-as-delivered-bytes</w:t>
       </w:r>
       <w:r>
         <w:t xml:space="preserve">;</w:t>
@@ -3606,7 +3616,7 @@
               <w:rPr>
                 <w:rStyle w:val="VerbatimChar"/>
               </w:rPr>
-              <w:t xml:space="preserve">baseline/v0-as-delivered</w:t>
+              <w:t xml:space="preserve">baseline/v0.1-as-delivered-bytes</w:t>
             </w:r>
             <w:r>
               <w:t xml:space="preserve"> </w:t>
@@ -3627,7 +3637,7 @@
               <w:rPr>
                 <w:rStyle w:val="VerbatimChar"/>
               </w:rPr>
-              <w:t xml:space="preserve">git show baseline/v0-as-delivered</w:t>
+              <w:t xml:space="preserve">git show baseline/v0.1-as-delivered-bytes</w:t>
             </w:r>
           </w:p>
         </w:tc>
@@ -3691,7 +3701,7 @@
               <w:jc w:val="left"/>
             </w:pPr>
             <w:r>
-              <w:t xml:space="preserve">All 43 spine directories and the</w:t>
+              <w:t xml:space="preserve">All 44 top-level spine directories (plus 5 nested) and the</w:t>
             </w:r>
             <w:r>
               <w:t xml:space="preserve"> </w:t>
@@ -3947,7 +3957,7 @@
               <w:rPr>
                 <w:rStyle w:val="VerbatimChar"/>
               </w:rPr>
-              <w:t xml:space="preserve">git diff baseline/v0-as-delivered -- apps etl legacy data scripts</w:t>
+              <w:t xml:space="preserve">git diff baseline/v0.1-as-delivered-bytes -- apps etl legacy data scripts</w:t>
             </w:r>
             <w:r>
               <w:t xml:space="preserve"> </w:t>
@@ -5534,7 +5544,7 @@
               <w:rPr>
                 <w:rStyle w:val="VerbatimChar"/>
               </w:rPr>
-              <w:t xml:space="preserve">baseline/v0-as-delivered</w:t>
+              <w:t xml:space="preserve">baseline/v0.1-as-delivered-bytes</w:t>
             </w:r>
           </w:p>
         </w:tc>
@@ -7750,7 +7760,7 @@
         <w:t xml:space="preserve"> </w:t>
       </w:r>
       <w:r>
-        <w:t xml:space="preserve">3 shipments with duplicate carrier bookings; 1,992 of 3,000 events with null</w:t>
+        <w:t xml:space="preserve">3 shipments with duplicate carrier bookings; 983 of 3,000 events (32.8%) with null</w:t>
       </w:r>
       <w:r>
         <w:t xml:space="preserve"> </w:t>
@@ -9530,7 +9540,7 @@
         <w:rPr>
           <w:rStyle w:val="VerbatimChar"/>
         </w:rPr>
-        <w:t xml:space="preserve">baseline/v0-as-delivered</w:t>
+        <w:t xml:space="preserve">baseline/v0.1-as-delivered-bytes</w:t>
       </w:r>
       <w:r>
         <w:t xml:space="preserve"> </w:t>
@@ -10135,7 +10145,7 @@
               <w:rPr>
                 <w:rStyle w:val="VerbatimChar"/>
               </w:rPr>
-              <w:t xml:space="preserve">git diff baseline/v0-as-delivered -- apps etl legacy data scripts infra policy</w:t>
+              <w:t xml:space="preserve">git diff baseline/v0.1-as-delivered-bytes -- apps etl legacy data scripts infra policy</w:t>
             </w:r>
             <w:r>
               <w:t xml:space="preserve"> </w:t>
@@ -18991,7 +19001,7 @@
               <w:rPr>
                 <w:rStyle w:val="VerbatimChar"/>
               </w:rPr>
-              <w:t xml:space="preserve">baseline/v0-as-delivered</w:t>
+              <w:t xml:space="preserve">baseline/v0.1-as-delivered-bytes</w:t>
             </w:r>
           </w:p>
         </w:tc>
@@ -20351,7 +20361,7 @@
         <w:rPr>
           <w:rStyle w:val="VerbatimChar"/>
         </w:rPr>
-        <w:t xml:space="preserve">baseline/v0-as-delivered</w:t>
+        <w:t xml:space="preserve">baseline/v0.1-as-delivered-bytes</w:t>
       </w:r>
       <w:r>
         <w:t xml:space="preserve"> </w:t>
@@ -29767,7 +29777,7 @@
         <w:rPr>
           <w:rStyle w:val="VerbatimChar"/>
         </w:rPr>
-        <w:t xml:space="preserve">baseline/v0-as-delivered</w:t>
+        <w:t xml:space="preserve">baseline/v0.1-as-delivered-bytes</w:t>
       </w:r>
       <w:r>
         <w:t xml:space="preserve"> </w:t>
@@ -32446,7 +32456,7 @@
         <w:rPr>
           <w:rStyle w:val="VerbatimChar"/>
         </w:rPr>
-        <w:t xml:space="preserve">baseline/v0-as-delivered</w:t>
+        <w:t xml:space="preserve">baseline/v0.1-as-delivered-bytes</w:t>
       </w:r>
       <w:r>
         <w:t xml:space="preserve"> </w:t>
@@ -32468,7 +32478,7 @@
         <w:t xml:space="preserve"> </w:t>
       </w:r>
       <w:r>
-        <w:t xml:space="preserve">N1 instrumentation; H8 audit; C5 correlation baseline (66.4% null).</w:t>
+        <w:t xml:space="preserve">N1 instrumentation; H8 audit; C5 correlation baseline (32.8% null, 983 of 3,000).</w:t>
       </w:r>
       <w:r>
         <w:t xml:space="preserve"> </w:t>
@@ -37302,7 +37312,7 @@
         <w:rPr>
           <w:rStyle w:val="VerbatimChar"/>
         </w:rPr>
-        <w:t xml:space="preserve">baseline/v0-as-delivered</w:t>
+        <w:t xml:space="preserve">baseline/v0.1-as-delivered-bytes</w:t>
       </w:r>
       <w:r>
         <w:t xml:space="preserve"> </w:t>
